--- a/optimizer_wars_tutorial.docx
+++ b/optimizer_wars_tutorial.docx
@@ -15,7 +15,27 @@
           <w:sz w:val="52"/>
           <w:szCs w:val="52"/>
         </w:rPr>
-        <w:t>ADVANCED OPTIMIZER SELECTION</w:t>
+        <w:t>OPTIMIZER</w:t>
+      </w:r>
+      <w:r>
+        <w:rPr>
+          <w:b/>
+          <w:bCs/>
+          <w:color w:val="1A1A2E"/>
+          <w:sz w:val="52"/>
+          <w:szCs w:val="52"/>
+        </w:rPr>
+        <w:t xml:space="preserve"> WARS:</w:t>
+      </w:r>
+      <w:r>
+        <w:rPr>
+          <w:b/>
+          <w:bCs/>
+          <w:color w:val="1A1A2E"/>
+          <w:sz w:val="52"/>
+          <w:szCs w:val="52"/>
+        </w:rPr>
+        <w:t xml:space="preserve"> SELECTION</w:t>
       </w:r>
     </w:p>
     <w:p>
@@ -359,16 +379,6 @@
         </w:rPr>
         <w:t xml:space="preserve"> </w:t>
       </w:r>
-      <w:proofErr w:type="gramStart"/>
-      <w:r>
-        <w:rPr>
-          <w:i/>
-          <w:iCs/>
-          <w:sz w:val="22"/>
-          <w:szCs w:val="22"/>
-        </w:rPr>
-        <w:t xml:space="preserve">either </w:t>
-      </w:r>
       <w:r>
         <w:rPr>
           <w:i/>
@@ -378,7 +388,6 @@
         </w:rPr>
         <w:t>the</w:t>
       </w:r>
-      <w:proofErr w:type="gramEnd"/>
       <w:r>
         <w:rPr>
           <w:i/>
